--- a/.ai-workflow/work/tasks/현장방문대비/30 관리 산출물/개발/md2docx/JSA-PF-ST-003_PR 템플릿·Definition of Done.docx
+++ b/.ai-workflow/work/tasks/현장방문대비/30 관리 산출물/개발/md2docx/JSA-PF-ST-003_PR 템플릿·Definition of Done.docx
@@ -2,7 +2,6 @@
 <file path=word/document.xml><?xml version="1.0" encoding="utf-8"?>
 <w:document xmlns:w="http://schemas.openxmlformats.org/wordprocessingml/2006/main" xmlns:m="http://schemas.openxmlformats.org/officeDocument/2006/math" xmlns:r="http://schemas.openxmlformats.org/officeDocument/2006/relationships" xmlns:o="urn:schemas-microsoft-com:office:office" xmlns:v="urn:schemas-microsoft-com:vml" xmlns:w10="urn:schemas-microsoft-com:office:word" xmlns:a="http://schemas.openxmlformats.org/drawingml/2006/main" xmlns:pic="http://schemas.openxmlformats.org/drawingml/2006/picture" xmlns:wp="http://schemas.openxmlformats.org/drawingml/2006/wordprocessingDrawing">
   <w:body>
-    <w:bookmarkStart w:id="14" w:name="pr-템플릿definition-of-done"/>
     <w:p>
       <w:pPr>
         <w:pStyle w:val="Heading1"/>
@@ -199,7 +198,6 @@
         </w:tc>
       </w:tr>
     </w:tbl>
-    <w:bookmarkStart w:id="9" w:name="제개정-이력"/>
     <w:p>
       <w:pPr>
         <w:pStyle w:val="Heading2"/>
@@ -339,8 +337,6 @@
         </w:tc>
       </w:tr>
     </w:tbl>
-    <w:bookmarkEnd w:id="9"/>
-    <w:bookmarkStart w:id="10" w:name="X5a7795042dedc31215fb34fe4c74edeff09b073"/>
     <w:p>
       <w:pPr>
         <w:pStyle w:val="Heading2"/>
@@ -582,8 +578,6 @@
         <w:t xml:space="preserve">## 스크린샷(화면 변경 시)</w:t>
       </w:r>
     </w:p>
-    <w:bookmarkEnd w:id="10"/>
-    <w:bookmarkStart w:id="11" w:name="Xbdb09eb3314797139a2939c80cd118bc329e7eb"/>
     <w:p>
       <w:pPr>
         <w:pStyle w:val="Heading2"/>
@@ -834,8 +828,6 @@
         <w:t xml:space="preserve">·T094 결정 D, v0.1.0 에서 실행)</w:t>
       </w:r>
     </w:p>
-    <w:bookmarkEnd w:id="11"/>
-    <w:bookmarkStart w:id="12" w:name="X532625c60b666445a063abfda22871bde217c3a"/>
     <w:p>
       <w:pPr>
         <w:pStyle w:val="Heading2"/>
@@ -940,8 +932,6 @@
         <w:t xml:space="preserve">크기 기준: 줄 수가 아니라 "사람의 리뷰 용량" — 한 번의 셀프 리뷰 세션에서 전부 이해하고 검증할 수 있는 단위.</w:t>
       </w:r>
     </w:p>
-    <w:bookmarkEnd w:id="12"/>
-    <w:bookmarkStart w:id="13" w:name="X71c6d8dcf22e06a66395b1bc65eb5bef2edef9c"/>
     <w:p>
       <w:pPr>
         <w:pStyle w:val="Heading2"/>
@@ -1064,8 +1054,6 @@
         <w:t xml:space="preserve">(gis-sass 저장소)</w:t>
       </w:r>
     </w:p>
-    <w:bookmarkEnd w:id="13"/>
-    <w:bookmarkEnd w:id="14"/>
     <w:sectPr>
       <w:footnotePr>
         <w:numRestart w:val="eachSect"/>

--- a/.ai-workflow/work/tasks/현장방문대비/30 관리 산출물/개발/md2docx/JSA-PF-ST-003_PR 템플릿·Definition of Done.docx
+++ b/.ai-workflow/work/tasks/현장방문대비/30 관리 산출물/개발/md2docx/JSA-PF-ST-003_PR 템플릿·Definition of Done.docx
@@ -175,7 +175,7 @@
               <w:pStyle w:val="Compact"/>
             </w:pPr>
             <w:r>
-              <w:t xml:space="preserve">작성자 / 승인자</w:t>
+              <w:t xml:space="preserve">작성자</w:t>
             </w:r>
           </w:p>
         </w:tc>
@@ -186,13 +186,31 @@
               <w:pStyle w:val="Compact"/>
             </w:pPr>
             <w:r>
-              <w:t xml:space="preserve">개발팀 /</w:t>
+              <w:t xml:space="preserve">박가람</w:t>
             </w:r>
+          </w:p>
+        </w:tc>
+      </w:tr>
+      <w:tr>
+        <w:tc>
+          <w:tcPr/>
+          <w:p>
+            <w:pPr>
+              <w:pStyle w:val="Compact"/>
+            </w:pPr>
             <w:r>
-              <w:t xml:space="preserve"> </w:t>
+              <w:t xml:space="preserve">승인자</w:t>
             </w:r>
+          </w:p>
+        </w:tc>
+        <w:tc>
+          <w:tcPr/>
+          <w:p>
+            <w:pPr>
+              <w:pStyle w:val="Compact"/>
+            </w:pPr>
             <w:r>
-              <w:t xml:space="preserve">확인 필요</w:t>
+              <w:t xml:space="preserve">-</w:t>
             </w:r>
           </w:p>
         </w:tc>
@@ -320,7 +338,7 @@
               <w:pStyle w:val="Compact"/>
             </w:pPr>
             <w:r>
-              <w:t xml:space="preserve">개발팀</w:t>
+              <w:t xml:space="preserve">박가람</w:t>
             </w:r>
           </w:p>
         </w:tc>
@@ -331,7 +349,7 @@
               <w:pStyle w:val="Compact"/>
             </w:pPr>
             <w:r>
-              <w:t xml:space="preserve">확인 필요</w:t>
+              <w:t xml:space="preserve">-</w:t>
             </w:r>
           </w:p>
         </w:tc>
@@ -350,29 +368,7 @@
         <w:pStyle w:val="FirstParagraph"/>
       </w:pPr>
       <w:r>
-        <w:rPr>
-          <w:b/>
-          <w:bCs/>
-        </w:rPr>
-        <w:t xml:space="preserve">현황: 저장소에 PR 템플릿 파일(</w:t>
-      </w:r>
-      <w:r>
-        <w:rPr>
-          <w:rStyle w:val="VerbatimChar"/>
-          <w:b/>
-          <w:bCs/>
-        </w:rPr>
-        <w:t xml:space="preserve">.github/pull_request_template.md</w:t>
-      </w:r>
-      <w:r>
-        <w:rPr>
-          <w:b/>
-          <w:bCs/>
-        </w:rPr>
-        <w:t xml:space="preserve">)이 없다</w:t>
-      </w:r>
-      <w:r>
-        <w:t xml:space="preserve">(2026-10-16 확인). 현재 PR 은 아래 규칙을 따라 작성한다.</w:t>
+        <w:t xml:space="preserve">PR 은 아래 규칙을 따라 작성한다.</w:t>
       </w:r>
     </w:p>
     <w:p>
@@ -417,7 +413,7 @@
         </w:numPr>
       </w:pPr>
       <w:r>
-        <w:t xml:space="preserve">본문에는 무엇을·왜 바꿨는지를 적는다. 제목에 내부 작업 번호(Task ID, 예: T072)를 함께 적는 경우가 많다.</w:t>
+        <w:t xml:space="preserve">본문에는 무엇을·왜 바꿨는지를 적는다. 제목에 내부 작업 번호를 함께 적는 경우가 많다.</w:t>
       </w:r>
     </w:p>
     <w:p>
@@ -425,29 +421,7 @@
         <w:pStyle w:val="FirstParagraph"/>
       </w:pPr>
       <w:r>
-        <w:t xml:space="preserve">아래는 양식에 정해 둔 기본 PR 템플릿이다.</w:t>
-      </w:r>
-      <w:r>
-        <w:t xml:space="preserve"> </w:t>
-      </w:r>
-      <w:r>
-        <w:rPr>
-          <w:b/>
-          <w:bCs/>
-        </w:rPr>
-        <w:t xml:space="preserve">저장소에는 아직 적용되지 않았다</w:t>
-      </w:r>
-      <w:r>
-        <w:t xml:space="preserve">(적용 여부</w:t>
-      </w:r>
-      <w:r>
-        <w:t xml:space="preserve"> </w:t>
-      </w:r>
-      <w:r>
-        <w:t xml:space="preserve">확인 필요</w:t>
-      </w:r>
-      <w:r>
-        <w:t xml:space="preserve">).</w:t>
+        <w:t xml:space="preserve">아래는 기본 PR 템플릿이다.</w:t>
       </w:r>
     </w:p>
     <w:p>
@@ -591,7 +565,7 @@
         <w:pStyle w:val="FirstParagraph"/>
       </w:pPr>
       <w:r>
-        <w:t xml:space="preserve">작업은 아래 조건을 모두 만족할 때 완료로 본다. 각 항목 끝에 적용 상태를 표시했다(현행 = 저장소 규칙 문서에 근거가 있음, 기본안 = 양식 기본 항목이며 규칙 문서에는 명시되어 있지 않음).</w:t>
+        <w:t xml:space="preserve">작업은 아래 조건을 모두 만족할 때 완료로 본다. 근거 규칙 문서가 있는 항목은 끝에 적었다.</w:t>
       </w:r>
     </w:p>
     <w:p>
@@ -603,7 +577,10 @@
         </w:numPr>
       </w:pPr>
       <w:r>
-        <w:t xml:space="preserve">작업 문서(Task)에 적은 완료 조건과 검증 방법을 충족한다 — 현행(</w:t>
+        <w:t xml:space="preserve">작업 문서(Task)에 적은 완료 조건과 검증 방법을 충족한다 —</w:t>
+      </w:r>
+      <w:r>
+        <w:t xml:space="preserve"> </w:t>
       </w:r>
       <w:r>
         <w:rPr>
@@ -615,7 +592,7 @@
         <w:t xml:space="preserve"> </w:t>
       </w:r>
       <w:r>
-        <w:t xml:space="preserve">§5 플래닝·작업 절차)</w:t>
+        <w:t xml:space="preserve">§5(플래닝·작업 절차)</w:t>
       </w:r>
     </w:p>
     <w:p>
@@ -627,7 +604,10 @@
         </w:numPr>
       </w:pPr>
       <w:r>
-        <w:t xml:space="preserve">테스트를 추가·수정했고 CI 가 통과한다 — 현행(</w:t>
+        <w:t xml:space="preserve">테스트를 추가·수정했고 CI 가 통과한다 —</w:t>
+      </w:r>
+      <w:r>
+        <w:t xml:space="preserve"> </w:t>
       </w:r>
       <w:r>
         <w:rPr>
@@ -646,9 +626,6 @@
           <w:rStyle w:val="VerbatimChar"/>
         </w:rPr>
         <w:t xml:space="preserve">pull-request.md</w:t>
-      </w:r>
-      <w:r>
-        <w:t xml:space="preserve">)</w:t>
       </w:r>
     </w:p>
     <w:p>
@@ -660,16 +637,16 @@
         </w:numPr>
       </w:pPr>
       <w:r>
-        <w:t xml:space="preserve">버그를 고쳤다면 그 버그를 재현하는 테스트를 남겼다 — 현행(</w:t>
+        <w:t xml:space="preserve">버그를 고쳤다면 그 버그를 재현하는 테스트를 남겼다 —</w:t>
+      </w:r>
+      <w:r>
+        <w:t xml:space="preserve"> </w:t>
       </w:r>
       <w:r>
         <w:rPr>
           <w:rStyle w:val="VerbatimChar"/>
         </w:rPr>
         <w:t xml:space="preserve">test.md</w:t>
-      </w:r>
-      <w:r>
-        <w:t xml:space="preserve">)</w:t>
       </w:r>
     </w:p>
     <w:p>
@@ -681,16 +658,16 @@
         </w:numPr>
       </w:pPr>
       <w:r>
-        <w:t xml:space="preserve">셀프 리뷰를 마쳤다(diff 를 처음부터 끝까지 다시 읽었고, 이해하지 못한 줄이 없다) — 현행(</w:t>
+        <w:t xml:space="preserve">셀프 리뷰를 마쳤다(diff 를 처음부터 끝까지 다시 읽었고, 이해하지 못한 줄이 없다) —</w:t>
+      </w:r>
+      <w:r>
+        <w:t xml:space="preserve"> </w:t>
       </w:r>
       <w:r>
         <w:rPr>
           <w:rStyle w:val="VerbatimChar"/>
         </w:rPr>
         <w:t xml:space="preserve">pull-request.md</w:t>
-      </w:r>
-      <w:r>
-        <w:t xml:space="preserve">)</w:t>
       </w:r>
     </w:p>
     <w:p>
@@ -711,19 +688,7 @@
         <w:t xml:space="preserve">docs/TESTING.md</w:t>
       </w:r>
       <w:r>
-        <w:t xml:space="preserve">)를 갱신했다 — 기본안(양식 기본 항목 "관련 문서(API 명세·설계 문서) 갱신"을 이 저장소의 문서 이름으로 풀어 쓴 것이며 규칙 문서에는 일반 규정이 없다. 실제로는 동작을 바꾸는 PR 이 API 문서·</w:t>
-      </w:r>
-      <w:r>
-        <w:rPr>
-          <w:rStyle w:val="VerbatimChar"/>
-        </w:rPr>
-        <w:t xml:space="preserve">docs/TESTING.md</w:t>
-      </w:r>
-      <w:r>
-        <w:t xml:space="preserve"> </w:t>
-      </w:r>
-      <w:r>
-        <w:t xml:space="preserve">를 함께 고친 사례가 있다. 예: T101·T106·T107 관련 PR)</w:t>
+        <w:t xml:space="preserve">)를 갱신했다</w:t>
       </w:r>
     </w:p>
     <w:p>
@@ -735,7 +700,10 @@
         </w:numPr>
       </w:pPr>
       <w:r>
-        <w:t xml:space="preserve">완료된 Task 문서를 아카이브로 옮기고 현황판(index)의 상태를 갱신했다 — 현행(</w:t>
+        <w:t xml:space="preserve">완료된 Task 문서를 아카이브로 옮기고 현황판(index)의 상태를 갱신했다 —</w:t>
+      </w:r>
+      <w:r>
+        <w:t xml:space="preserve"> </w:t>
       </w:r>
       <w:r>
         <w:rPr>
@@ -747,7 +715,7 @@
         <w:t xml:space="preserve"> </w:t>
       </w:r>
       <w:r>
-        <w:t xml:space="preserve">§5)</w:t>
+        <w:t xml:space="preserve">§5</w:t>
       </w:r>
     </w:p>
     <w:p>
@@ -759,7 +727,7 @@
         </w:numPr>
       </w:pPr>
       <w:r>
-        <w:t xml:space="preserve">요구사항·이슈의 인수 조건을 만족한다 — 기본안(별도 이슈 인수 조건 양식은 없음)</w:t>
+        <w:t xml:space="preserve">요구사항·이슈의 인수 조건을 만족한다</w:t>
       </w:r>
     </w:p>
     <w:p>
@@ -771,13 +739,7 @@
         </w:numPr>
       </w:pPr>
       <w:r>
-        <w:t xml:space="preserve">보안·성능 영향을 확인했다 — 기본안(</w:t>
-      </w:r>
-      <w:r>
-        <w:t xml:space="preserve">확인 필요</w:t>
-      </w:r>
-      <w:r>
-        <w:t xml:space="preserve">)</w:t>
+        <w:t xml:space="preserve">보안·성능 영향을 확인했다</w:t>
       </w:r>
     </w:p>
     <w:p>
@@ -789,7 +751,10 @@
         </w:numPr>
       </w:pPr>
       <w:r>
-        <w:t xml:space="preserve">체인지로그에 반영했다 — 현행(</w:t>
+        <w:t xml:space="preserve">체인지로그에 반영했다 —</w:t>
+      </w:r>
+      <w:r>
+        <w:t xml:space="preserve"> </w:t>
       </w:r>
       <w:r>
         <w:rPr>
@@ -798,7 +763,7 @@
         <w:t xml:space="preserve">release.md</w:t>
       </w:r>
       <w:r>
-        <w:t xml:space="preserve">: 태그 사이의 커밋 로그가 체인지로그이므로 PR 제목·커밋을 Conventional Commits 형식으로 쓴다. 별도 CHANGELOG 파일은 두지 않고, 릴리스 때</w:t>
+        <w:t xml:space="preserve">(태그 사이의 커밋 로그가 체인지로그이므로 PR 제목·커밋을 Conventional Commits 형식으로 쓴다. 별도 CHANGELOG 파일은 두지 않고, 릴리스 때</w:t>
       </w:r>
       <w:r>
         <w:t xml:space="preserve"> </w:t>
@@ -813,19 +778,7 @@
         <w:t xml:space="preserve"> </w:t>
       </w:r>
       <w:r>
-        <w:t xml:space="preserve">와 GitHub Release 를 쓴다 —</w:t>
-      </w:r>
-      <w:r>
-        <w:t xml:space="preserve"> </w:t>
-      </w:r>
-      <w:r>
-        <w:rPr>
-          <w:rStyle w:val="VerbatimChar"/>
-        </w:rPr>
-        <w:t xml:space="preserve">RELEASE-NOTES.md</w:t>
-      </w:r>
-      <w:r>
-        <w:t xml:space="preserve">·T094 결정 D, v0.1.0 에서 실행)</w:t>
+        <w:t xml:space="preserve">와 GitHub Release 를 쓴다)</w:t>
       </w:r>
     </w:p>
     <w:p>
@@ -845,13 +798,7 @@
         </w:numPr>
       </w:pPr>
       <w:r>
-        <w:t xml:space="preserve">리뷰어 수: 셀프 리뷰(규칙 문서 기준). 외부 승인자 수는 규정되어 있지 않다. v0.1.0 릴리스 노트에는 "1 approval" 로 보호한다고 적혀 있으나, 이후 조직 플랜 제약으로 branch protection 을 쓸 수 없음이 확인되었다(2026-09-26, T096). 현재 적용 여부</w:t>
-      </w:r>
-      <w:r>
-        <w:t xml:space="preserve"> </w:t>
-      </w:r>
-      <w:r>
-        <w:t xml:space="preserve">확인 필요</w:t>
+        <w:t xml:space="preserve">리뷰어 수: 셀프 리뷰(규칙 문서 기준).</w:t>
       </w:r>
     </w:p>
     <w:p>
@@ -863,13 +810,7 @@
         </w:numPr>
       </w:pPr>
       <w:r>
-        <w:t xml:space="preserve">리뷰 기한: 규정 없음(</w:t>
-      </w:r>
-      <w:r>
-        <w:t xml:space="preserve">확인 필요</w:t>
-      </w:r>
-      <w:r>
-        <w:t xml:space="preserve">). 셀프 리뷰는 작성 직후보다 하루 묵혀서 보는 것을 권장한다.</w:t>
+        <w:t xml:space="preserve">리뷰 기한: 셀프 리뷰는 작성 직후보다 하루 묵혀서 보는 것을 권장한다.</w:t>
       </w:r>
     </w:p>
     <w:p>
@@ -917,7 +858,7 @@
         </w:numPr>
       </w:pPr>
       <w:r>
-        <w:t xml:space="preserve">머지 조건: CI 통과(문서·API 단위·통합·web·배포물 검증 잡) + 셀프 리뷰. 단, 브랜치 보호를 쓸 수 없어 CI 가 실패해도 머지를 시스템이 막지는 않는다(JSA-PF-ST-002 4절).</w:t>
+        <w:t xml:space="preserve">머지 조건: CI 통과(문서·API 단위·통합·web·배포물 검증 잡) + 셀프 리뷰(JSA-PF-ST-002 4절).</w:t>
       </w:r>
     </w:p>
     <w:p>

--- a/.ai-workflow/work/tasks/현장방문대비/30 관리 산출물/개발/md2docx/JSA-PF-ST-003_PR 템플릿·Definition of Done.docx
+++ b/.ai-workflow/work/tasks/현장방문대비/30 관리 산출물/개발/md2docx/JSA-PF-ST-003_PR 템플릿·Definition of Done.docx
@@ -186,7 +186,7 @@
               <w:pStyle w:val="Compact"/>
             </w:pPr>
             <w:r>
-              <w:t xml:space="preserve">박가람</w:t>
+              <w:t xml:space="preserve">김재헌</w:t>
             </w:r>
           </w:p>
         </w:tc>
@@ -210,7 +210,7 @@
               <w:pStyle w:val="Compact"/>
             </w:pPr>
             <w:r>
-              <w:t xml:space="preserve">-</w:t>
+              <w:t xml:space="preserve">박가람</w:t>
             </w:r>
           </w:p>
         </w:tc>
@@ -338,7 +338,7 @@
               <w:pStyle w:val="Compact"/>
             </w:pPr>
             <w:r>
-              <w:t xml:space="preserve">박가람</w:t>
+              <w:t xml:space="preserve">김재헌</w:t>
             </w:r>
           </w:p>
         </w:tc>
@@ -349,7 +349,7 @@
               <w:pStyle w:val="Compact"/>
             </w:pPr>
             <w:r>
-              <w:t xml:space="preserve">-</w:t>
+              <w:t xml:space="preserve">박가람</w:t>
             </w:r>
           </w:p>
         </w:tc>
